--- a/docs/info-paging-final-code.docx
+++ b/docs/info-paging-final-code.docx
@@ -3379,6 +3379,19 @@
               <w:t xml:space="preserve">import org.springframework.beans.factory.annotation.Autowired;</w:t>
             </w:r>
           </w:p>
+          <w:p>
+            <w:pPr>
+              <w:spacing w:after="0" w:before="0" w:line="240"/>
+            </w:pPr>
+            <w:r>
+              <w:rPr>
+                <w:rFonts w:ascii="Consolas" w:cs="Consolas" w:eastAsia="Malgun Gothic" w:hAnsi="Consolas"/>
+                <w:sz w:val="16"/>
+                <w:szCs w:val="16"/>
+              </w:rPr>
+              <w:t xml:space="preserve">import org.springframework.web.bind.annotation.ResponseBody;</w:t>
+            </w:r>
+          </w:p>
         </w:tc>
       </w:tr>
     </w:tbl>
@@ -3624,7 +3637,20 @@
                 <w:sz w:val="16"/>
                 <w:szCs w:val="16"/>
               </w:rPr>
-              <w:t xml:space="preserve"> *  - 응답 형식은 공통 목록 API와 동일 : {"result": [ ... ]}</w:t>
+              <w:t xml:space="preserve"> *  - 응답 형식은 공통 selectBoardListFile.do 와 동일 : {"result": [ ... ], "subSech": "검색어"}</w:t>
+            </w:r>
+          </w:p>
+          <w:p>
+            <w:pPr>
+              <w:spacing w:after="0" w:before="0" w:line="240"/>
+            </w:pPr>
+            <w:r>
+              <w:rPr>
+                <w:rFonts w:ascii="Consolas" w:cs="Consolas" w:eastAsia="Malgun Gothic" w:hAnsi="Consolas"/>
+                <w:sz w:val="16"/>
+                <w:szCs w:val="16"/>
+              </w:rPr>
+              <w:t xml:space="preserve"> *  ※ 어노테이션·반환 타입은 공통 selectBoardListFile.do 와 똑같이 맞출 것</w:t>
             </w:r>
           </w:p>
           <w:p>
@@ -3663,7 +3689,46 @@
                 <w:sz w:val="16"/>
                 <w:szCs w:val="16"/>
               </w:rPr>
-              <w:t xml:space="preserve">public String selectInfoList(HttpServletRequest request, ModelMap model) throws Exception {</w:t>
+              <w:t xml:space="preserve">@ResponseBody</w:t>
+            </w:r>
+          </w:p>
+          <w:p>
+            <w:pPr>
+              <w:spacing w:after="0" w:before="0" w:line="240"/>
+            </w:pPr>
+            <w:r>
+              <w:rPr>
+                <w:rFonts w:ascii="Consolas" w:cs="Consolas" w:eastAsia="Malgun Gothic" w:hAnsi="Consolas"/>
+                <w:sz w:val="16"/>
+                <w:szCs w:val="16"/>
+              </w:rPr>
+              <w:t xml:space="preserve">public HashMap&lt;String, Object&gt; selectInfoList(HttpServletRequest request) throws Exception {</w:t>
+            </w:r>
+          </w:p>
+          <w:p>
+            <w:pPr>
+              <w:spacing w:after="0" w:before="0" w:line="240"/>
+            </w:pPr>
+            <w:r>
+              <w:rPr>
+                <w:rFonts w:ascii="Consolas" w:cs="Consolas" w:eastAsia="Malgun Gothic" w:hAnsi="Consolas"/>
+                <w:sz w:val="16"/>
+                <w:szCs w:val="16"/>
+              </w:rPr>
+              <w:t xml:space="preserve">    HashMap&lt;String, Object&gt; result = new HashMap&lt;String, Object&gt;();</w:t>
+            </w:r>
+          </w:p>
+          <w:p>
+            <w:pPr>
+              <w:spacing w:after="0" w:before="0" w:line="240"/>
+            </w:pPr>
+            <w:r>
+              <w:rPr>
+                <w:rFonts w:ascii="Consolas" w:cs="Consolas" w:eastAsia="Malgun Gothic" w:hAnsi="Consolas"/>
+                <w:sz w:val="16"/>
+                <w:szCs w:val="16"/>
+              </w:rPr>
+              <w:t xml:space="preserve"> </w:t>
             </w:r>
           </w:p>
           <w:p>
@@ -3715,6 +3780,19 @@
                 <w:sz w:val="16"/>
                 <w:szCs w:val="16"/>
               </w:rPr>
+              <w:t xml:space="preserve">    // 1) 요청 탭의 전체 목록 (첨부파일 암호화 전)</w:t>
+            </w:r>
+          </w:p>
+          <w:p>
+            <w:pPr>
+              <w:spacing w:after="0" w:before="0" w:line="240"/>
+            </w:pPr>
+            <w:r>
+              <w:rPr>
+                <w:rFonts w:ascii="Consolas" w:cs="Consolas" w:eastAsia="Malgun Gothic" w:hAnsi="Consolas"/>
+                <w:sz w:val="16"/>
+                <w:szCs w:val="16"/>
+              </w:rPr>
               <w:t xml:space="preserve">    List&lt;Map&lt;String, Object&gt;&gt; tabList = selectInfoTabList(request);</w:t>
             </w:r>
           </w:p>
@@ -3741,7 +3819,7 @@
                 <w:sz w:val="16"/>
                 <w:szCs w:val="16"/>
               </w:rPr>
-              <w:t xml:space="preserve">    // 현재 페이지 구간만 잘라서 반환 (범위를 벗어나면 빈 목록)</w:t>
+              <w:t xml:space="preserve">    // 2) 현재 페이지 구간만 잘라냄 (범위를 벗어나면 빈 목록)</w:t>
             </w:r>
           </w:p>
           <w:p>
@@ -3780,6 +3858,19 @@
                 <w:sz w:val="16"/>
                 <w:szCs w:val="16"/>
               </w:rPr>
+              <w:t xml:space="preserve">    List&lt;Map&lt;String, Object&gt;&gt; pageList = new ArrayList&lt;Map&lt;String, Object&gt;&gt;(tabList.subList(from, to));</w:t>
+            </w:r>
+          </w:p>
+          <w:p>
+            <w:pPr>
+              <w:spacing w:after="0" w:before="0" w:line="240"/>
+            </w:pPr>
+            <w:r>
+              <w:rPr>
+                <w:rFonts w:ascii="Consolas" w:cs="Consolas" w:eastAsia="Malgun Gothic" w:hAnsi="Consolas"/>
+                <w:sz w:val="16"/>
+                <w:szCs w:val="16"/>
+              </w:rPr>
               <w:t xml:space="preserve"> </w:t>
             </w:r>
           </w:p>
@@ -3793,20 +3884,124 @@
                 <w:sz w:val="16"/>
                 <w:szCs w:val="16"/>
               </w:rPr>
-              <w:t xml:space="preserve">    model.addAttribute("result", new ArrayList&lt;Map&lt;String, Object&gt;&gt;(tabList.subList(from, to)));</w:t>
-            </w:r>
-          </w:p>
-          <w:p>
-            <w:pPr>
-              <w:spacing w:after="0" w:before="0" w:line="240"/>
-            </w:pPr>
-            <w:r>
-              <w:rPr>
-                <w:rFonts w:ascii="Consolas" w:cs="Consolas" w:eastAsia="Malgun Gothic" w:hAnsi="Consolas"/>
-                <w:sz w:val="16"/>
-                <w:szCs w:val="16"/>
-              </w:rPr>
-              <w:t xml:space="preserve">    return "jsonView";   // 공통 목록 API와 같은 JSON 반환 방식 (dispatcher-servlet.xml 의 jsonView 빈)</w:t>
+              <w:t xml:space="preserve">    // 3) 첨부파일 암호화 : 화면에 나갈 현재 페이지 분량에만 적용</w:t>
+            </w:r>
+          </w:p>
+          <w:p>
+            <w:pPr>
+              <w:spacing w:after="0" w:before="0" w:line="240"/>
+            </w:pPr>
+            <w:r>
+              <w:rPr>
+                <w:rFonts w:ascii="Consolas" w:cs="Consolas" w:eastAsia="Malgun Gothic" w:hAnsi="Consolas"/>
+                <w:sz w:val="16"/>
+                <w:szCs w:val="16"/>
+              </w:rPr>
+              <w:t xml:space="preserve">    // ▼▼ 공통 selectBoardListFile.do 의 첨부파일 암호화 블록(문서파일 암호화, 미디어파일 제외)을</w:t>
+            </w:r>
+          </w:p>
+          <w:p>
+            <w:pPr>
+              <w:spacing w:after="0" w:before="0" w:line="240"/>
+            </w:pPr>
+            <w:r>
+              <w:rPr>
+                <w:rFonts w:ascii="Consolas" w:cs="Consolas" w:eastAsia="Malgun Gothic" w:hAnsi="Consolas"/>
+                <w:sz w:val="16"/>
+                <w:szCs w:val="16"/>
+              </w:rPr>
+              <w:t xml:space="preserve">    //    그대로 복사하고, 대상 목록 변수만 pageList 로 바꿀 것</w:t>
+            </w:r>
+          </w:p>
+          <w:p>
+            <w:pPr>
+              <w:spacing w:after="0" w:before="0" w:line="240"/>
+            </w:pPr>
+            <w:r>
+              <w:rPr>
+                <w:rFonts w:ascii="Consolas" w:cs="Consolas" w:eastAsia="Malgun Gothic" w:hAnsi="Consolas"/>
+                <w:sz w:val="16"/>
+                <w:szCs w:val="16"/>
+              </w:rPr>
+              <w:t xml:space="preserve">    //</w:t>
+            </w:r>
+          </w:p>
+          <w:p>
+            <w:pPr>
+              <w:spacing w:after="0" w:before="0" w:line="240"/>
+            </w:pPr>
+            <w:r>
+              <w:rPr>
+                <w:rFonts w:ascii="Consolas" w:cs="Consolas" w:eastAsia="Malgun Gothic" w:hAnsi="Consolas"/>
+                <w:sz w:val="16"/>
+                <w:szCs w:val="16"/>
+              </w:rPr>
+              <w:t xml:space="preserve">    // ▲▲</w:t>
+            </w:r>
+          </w:p>
+          <w:p>
+            <w:pPr>
+              <w:spacing w:after="0" w:before="0" w:line="240"/>
+            </w:pPr>
+            <w:r>
+              <w:rPr>
+                <w:rFonts w:ascii="Consolas" w:cs="Consolas" w:eastAsia="Malgun Gothic" w:hAnsi="Consolas"/>
+                <w:sz w:val="16"/>
+                <w:szCs w:val="16"/>
+              </w:rPr>
+              <w:t xml:space="preserve"> </w:t>
+            </w:r>
+          </w:p>
+          <w:p>
+            <w:pPr>
+              <w:spacing w:after="0" w:before="0" w:line="240"/>
+            </w:pPr>
+            <w:r>
+              <w:rPr>
+                <w:rFonts w:ascii="Consolas" w:cs="Consolas" w:eastAsia="Malgun Gothic" w:hAnsi="Consolas"/>
+                <w:sz w:val="16"/>
+                <w:szCs w:val="16"/>
+              </w:rPr>
+              <w:t xml:space="preserve">    // 4) 공통 API와 같은 키로 응답</w:t>
+            </w:r>
+          </w:p>
+          <w:p>
+            <w:pPr>
+              <w:spacing w:after="0" w:before="0" w:line="240"/>
+            </w:pPr>
+            <w:r>
+              <w:rPr>
+                <w:rFonts w:ascii="Consolas" w:cs="Consolas" w:eastAsia="Malgun Gothic" w:hAnsi="Consolas"/>
+                <w:sz w:val="16"/>
+                <w:szCs w:val="16"/>
+              </w:rPr>
+              <w:t xml:space="preserve">    result.put("result", pageList);</w:t>
+            </w:r>
+          </w:p>
+          <w:p>
+            <w:pPr>
+              <w:spacing w:after="0" w:before="0" w:line="240"/>
+            </w:pPr>
+            <w:r>
+              <w:rPr>
+                <w:rFonts w:ascii="Consolas" w:cs="Consolas" w:eastAsia="Malgun Gothic" w:hAnsi="Consolas"/>
+                <w:sz w:val="16"/>
+                <w:szCs w:val="16"/>
+              </w:rPr>
+              <w:t xml:space="preserve">    result.put("subSech", request.getParameter("subSech"));</w:t>
+            </w:r>
+          </w:p>
+          <w:p>
+            <w:pPr>
+              <w:spacing w:after="0" w:before="0" w:line="240"/>
+            </w:pPr>
+            <w:r>
+              <w:rPr>
+                <w:rFonts w:ascii="Consolas" w:cs="Consolas" w:eastAsia="Malgun Gothic" w:hAnsi="Consolas"/>
+                <w:sz w:val="16"/>
+                <w:szCs w:val="16"/>
+              </w:rPr>
+              <w:t xml:space="preserve">    return result;</w:t>
             </w:r>
           </w:p>
           <w:p>
@@ -3910,6 +4105,19 @@
                 <w:sz w:val="16"/>
                 <w:szCs w:val="16"/>
               </w:rPr>
+              <w:t xml:space="preserve"> *  - 첨부파일을 내보내지 않으므로 암호화 처리 불필요</w:t>
+            </w:r>
+          </w:p>
+          <w:p>
+            <w:pPr>
+              <w:spacing w:after="0" w:before="0" w:line="240"/>
+            </w:pPr>
+            <w:r>
+              <w:rPr>
+                <w:rFonts w:ascii="Consolas" w:cs="Consolas" w:eastAsia="Malgun Gothic" w:hAnsi="Consolas"/>
+                <w:sz w:val="16"/>
+                <w:szCs w:val="16"/>
+              </w:rPr>
               <w:t xml:space="preserve"> */</w:t>
             </w:r>
           </w:p>
@@ -3936,33 +4144,59 @@
                 <w:sz w:val="16"/>
                 <w:szCs w:val="16"/>
               </w:rPr>
-              <w:t xml:space="preserve">public String selectInfoListCnt(HttpServletRequest request, ModelMap model) throws Exception {</w:t>
-            </w:r>
-          </w:p>
-          <w:p>
-            <w:pPr>
-              <w:spacing w:after="0" w:before="0" w:line="240"/>
-            </w:pPr>
-            <w:r>
-              <w:rPr>
-                <w:rFonts w:ascii="Consolas" w:cs="Consolas" w:eastAsia="Malgun Gothic" w:hAnsi="Consolas"/>
-                <w:sz w:val="16"/>
-                <w:szCs w:val="16"/>
-              </w:rPr>
-              <w:t xml:space="preserve">    model.addAttribute("result", selectInfoTabList(request).size());</w:t>
-            </w:r>
-          </w:p>
-          <w:p>
-            <w:pPr>
-              <w:spacing w:after="0" w:before="0" w:line="240"/>
-            </w:pPr>
-            <w:r>
-              <w:rPr>
-                <w:rFonts w:ascii="Consolas" w:cs="Consolas" w:eastAsia="Malgun Gothic" w:hAnsi="Consolas"/>
-                <w:sz w:val="16"/>
-                <w:szCs w:val="16"/>
-              </w:rPr>
-              <w:t xml:space="preserve">    return "jsonView";</w:t>
+              <w:t xml:space="preserve">@ResponseBody</w:t>
+            </w:r>
+          </w:p>
+          <w:p>
+            <w:pPr>
+              <w:spacing w:after="0" w:before="0" w:line="240"/>
+            </w:pPr>
+            <w:r>
+              <w:rPr>
+                <w:rFonts w:ascii="Consolas" w:cs="Consolas" w:eastAsia="Malgun Gothic" w:hAnsi="Consolas"/>
+                <w:sz w:val="16"/>
+                <w:szCs w:val="16"/>
+              </w:rPr>
+              <w:t xml:space="preserve">public HashMap&lt;String, Object&gt; selectInfoListCnt(HttpServletRequest request) throws Exception {</w:t>
+            </w:r>
+          </w:p>
+          <w:p>
+            <w:pPr>
+              <w:spacing w:after="0" w:before="0" w:line="240"/>
+            </w:pPr>
+            <w:r>
+              <w:rPr>
+                <w:rFonts w:ascii="Consolas" w:cs="Consolas" w:eastAsia="Malgun Gothic" w:hAnsi="Consolas"/>
+                <w:sz w:val="16"/>
+                <w:szCs w:val="16"/>
+              </w:rPr>
+              <w:t xml:space="preserve">    HashMap&lt;String, Object&gt; result = new HashMap&lt;String, Object&gt;();</w:t>
+            </w:r>
+          </w:p>
+          <w:p>
+            <w:pPr>
+              <w:spacing w:after="0" w:before="0" w:line="240"/>
+            </w:pPr>
+            <w:r>
+              <w:rPr>
+                <w:rFonts w:ascii="Consolas" w:cs="Consolas" w:eastAsia="Malgun Gothic" w:hAnsi="Consolas"/>
+                <w:sz w:val="16"/>
+                <w:szCs w:val="16"/>
+              </w:rPr>
+              <w:t xml:space="preserve">    result.put("result", selectInfoTabList(request).size());</w:t>
+            </w:r>
+          </w:p>
+          <w:p>
+            <w:pPr>
+              <w:spacing w:after="0" w:before="0" w:line="240"/>
+            </w:pPr>
+            <w:r>
+              <w:rPr>
+                <w:rFonts w:ascii="Consolas" w:cs="Consolas" w:eastAsia="Malgun Gothic" w:hAnsi="Consolas"/>
+                <w:sz w:val="16"/>
+                <w:szCs w:val="16"/>
+              </w:rPr>
+              <w:t xml:space="preserve">    return result;</w:t>
             </w:r>
           </w:p>
           <w:p>
@@ -4053,7 +4287,7 @@
                 <w:sz w:val="16"/>
                 <w:szCs w:val="16"/>
               </w:rPr>
-              <w:t xml:space="preserve"> *    첨부파일(fileList), 상단고정 정렬이 기존과 동일하게 적용된다</w:t>
+              <w:t xml:space="preserve"> *    첨부파일 목록(fileList), 상단고정 정렬이 기존과 동일하게 적용된다</w:t>
             </w:r>
           </w:p>
           <w:p>
@@ -4079,6 +4313,19 @@
                 <w:sz w:val="16"/>
                 <w:szCs w:val="16"/>
               </w:rPr>
+              <w:t xml:space="preserve"> *  - 첨부파일 암호화는 하지 않음 (selectInfoList 에서 현재 페이지분만 처리)</w:t>
+            </w:r>
+          </w:p>
+          <w:p>
+            <w:pPr>
+              <w:spacing w:after="0" w:before="0" w:line="240"/>
+            </w:pPr>
+            <w:r>
+              <w:rPr>
+                <w:rFonts w:ascii="Consolas" w:cs="Consolas" w:eastAsia="Malgun Gothic" w:hAnsi="Consolas"/>
+                <w:sz w:val="16"/>
+                <w:szCs w:val="16"/>
+              </w:rPr>
               <w:t xml:space="preserve"> */</w:t>
             </w:r>
           </w:p>
@@ -4131,20 +4378,7 @@
                 <w:sz w:val="16"/>
                 <w:szCs w:val="16"/>
               </w:rPr>
-              <w:t xml:space="preserve">    // 공통 selectBoardListFile.do 와 같은 params 구성</w:t>
-            </w:r>
-          </w:p>
-          <w:p>
-            <w:pPr>
-              <w:spacing w:after="0" w:before="0" w:line="240"/>
-            </w:pPr>
-            <w:r>
-              <w:rPr>
-                <w:rFonts w:ascii="Consolas" w:cs="Consolas" w:eastAsia="Malgun Gothic" w:hAnsi="Consolas"/>
-                <w:sz w:val="16"/>
-                <w:szCs w:val="16"/>
-              </w:rPr>
-              <w:t xml:space="preserve">    // ※ 공통 메서드의 params.put(...) 줄을 그대로 복사하고 page·size·seCd 만 아래 고정값으로</w:t>
+              <w:t xml:space="preserve">    // 공통 selectBoardListFile.do 와 같은 params 구성 (page·size·seCd 만 고정값)</w:t>
             </w:r>
           </w:p>
           <w:p>
@@ -4274,19 +4508,6 @@
                 <w:sz w:val="16"/>
                 <w:szCs w:val="16"/>
               </w:rPr>
-              <w:t xml:space="preserve">    // ※ 공통 메서드가 위 값 외에 추가로 put 하는 값(가공값 등)이 있으면 똑같이 추가</w:t>
-            </w:r>
-          </w:p>
-          <w:p>
-            <w:pPr>
-              <w:spacing w:after="0" w:before="0" w:line="240"/>
-            </w:pPr>
-            <w:r>
-              <w:rPr>
-                <w:rFonts w:ascii="Consolas" w:cs="Consolas" w:eastAsia="Malgun Gothic" w:hAnsi="Consolas"/>
-                <w:sz w:val="16"/>
-                <w:szCs w:val="16"/>
-              </w:rPr>
               <w:t xml:space="preserve"> </w:t>
             </w:r>
           </w:p>
@@ -4314,19 +4535,6 @@
                 <w:szCs w:val="16"/>
               </w:rPr>
               <w:t xml:space="preserve">    List&lt;Map&lt;String, Object&gt;&gt; allList = (공통 목록 서비스 변수).(공통 목록 메서드)(params);</w:t>
-            </w:r>
-          </w:p>
-          <w:p>
-            <w:pPr>
-              <w:spacing w:after="0" w:before="0" w:line="240"/>
-            </w:pPr>
-            <w:r>
-              <w:rPr>
-                <w:rFonts w:ascii="Consolas" w:cs="Consolas" w:eastAsia="Malgun Gothic" w:hAnsi="Consolas"/>
-                <w:sz w:val="16"/>
-                <w:szCs w:val="16"/>
-              </w:rPr>
-              <w:t xml:space="preserve">    // ※ 공통 메서드가 호출 뒤 목록을 가공하면(fileList, fileId 등) 같은 코드를 여기에 추가</w:t>
             </w:r>
           </w:p>
           <w:p>
@@ -4635,6 +4843,52 @@
       <w:pPr>
         <w:spacing w:after="120"/>
       </w:pPr>
+    </w:p>
+    <w:p>
+      <w:pPr>
+        <w:spacing w:after="80"/>
+      </w:pPr>
+      <w:r>
+        <w:rPr>
+          <w:b/>
+          <w:bCs/>
+          <w:color w:val="8A5A00"/>
+          <w:sz w:val="18"/>
+          <w:szCs w:val="18"/>
+        </w:rPr>
+        <w:t xml:space="preserve">※ </w:t>
+      </w:r>
+      <w:r>
+        <w:rPr>
+          <w:color w:val="444444"/>
+          <w:sz w:val="18"/>
+          <w:szCs w:val="18"/>
+        </w:rPr>
+        <w:t xml:space="preserve">응답은 공통 selectBoardListFile.do와 같이 HashMap result에 result(목록)와 subSech를 담아 반환한다. 어노테이션·반환 타입은 공통 메서드와 동일하게 맞춘다.</w:t>
+      </w:r>
+    </w:p>
+    <w:p>
+      <w:pPr>
+        <w:spacing w:after="80"/>
+      </w:pPr>
+      <w:r>
+        <w:rPr>
+          <w:b/>
+          <w:bCs/>
+          <w:color w:val="8A5A00"/>
+          <w:sz w:val="18"/>
+          <w:szCs w:val="18"/>
+        </w:rPr>
+        <w:t xml:space="preserve">※ </w:t>
+      </w:r>
+      <w:r>
+        <w:rPr>
+          <w:color w:val="444444"/>
+          <w:sz w:val="18"/>
+          <w:szCs w:val="18"/>
+        </w:rPr>
+        <w:t xml:space="preserve">첨부파일 암호화(문서파일)는 공통 메서드의 블록을 ▼▲ 위치에 복사한다. 현재 페이지 분량(pageList)에만 적용되므로 전체 목록을 암호화하지 않는다. 건수 API는 파일을 내보내지 않아 암호화가 필요 없다.</w:t>
+      </w:r>
     </w:p>
     <w:p>
       <w:pPr>
@@ -4803,7 +5057,7 @@
                 <w:sz w:val="18"/>
                 <w:szCs w:val="18"/>
               </w:rPr>
-              <w:t xml:space="preserve">params</w:t>
+              <w:t xml:space="preserve">서비스·메서드</w:t>
             </w:r>
           </w:p>
         </w:tc>
@@ -4834,7 +5088,7 @@
                 <w:sz w:val="18"/>
                 <w:szCs w:val="18"/>
               </w:rPr>
-              <w:t xml:space="preserve">공통 selectBoardListFile.do의 params.put(...) 줄을 그대로 복사하고 page·size·seCd만 고정값으로 (숫자 타입이면 1, 1000)</w:t>
+              <w:t xml:space="preserve">공통 selectBoardListFile.do의 서비스 호출 줄 그대로 (서비스 변수명·메서드명·반환 타입)</w:t>
             </w:r>
           </w:p>
         </w:tc>
@@ -4870,7 +5124,7 @@
                 <w:sz w:val="18"/>
                 <w:szCs w:val="18"/>
               </w:rPr>
-              <w:t xml:space="preserve">서비스·메서드·반환 타입</w:t>
+              <w:t xml:space="preserve">첨부파일 암호화</w:t>
             </w:r>
           </w:p>
         </w:tc>
@@ -4901,7 +5155,7 @@
                 <w:sz w:val="18"/>
                 <w:szCs w:val="18"/>
               </w:rPr>
-              <w:t xml:space="preserve">공통 selectBoardListFile.do의 서비스 호출 줄 그대로</w:t>
+              <w:t xml:space="preserve">공통 메서드의 문서파일 암호화 블록을 ▼▲ 위치에 복사, 대상 변수만 pageList로</w:t>
             </w:r>
           </w:p>
         </w:tc>
@@ -4937,7 +5191,7 @@
                 <w:sz w:val="18"/>
                 <w:szCs w:val="18"/>
               </w:rPr>
-              <w:t xml:space="preserve">호출 후 가공</w:t>
+              <w:t xml:space="preserve">반환 방식</w:t>
             </w:r>
           </w:p>
         </w:tc>
@@ -4968,7 +5222,7 @@
                 <w:sz w:val="18"/>
                 <w:szCs w:val="18"/>
               </w:rPr>
-              <w:t xml:space="preserve">공통 메서드에 있으면 같은 코드 추가</w:t>
+              <w:t xml:space="preserve">공통 메서드의 어노테이션·반환 타입과 동일하게 (예시는 @ResponseBody + HashMap)</w:t>
             </w:r>
           </w:p>
         </w:tc>
@@ -5004,7 +5258,7 @@
                 <w:sz w:val="18"/>
                 <w:szCs w:val="18"/>
               </w:rPr>
-              <w:t xml:space="preserve">반환 방식</w:t>
+              <w:t xml:space="preserve">건수 API</w:t>
             </w:r>
           </w:p>
         </w:tc>
@@ -5035,7 +5289,7 @@
                 <w:sz w:val="18"/>
                 <w:szCs w:val="18"/>
               </w:rPr>
-              <w:t xml:space="preserve">공통 메서드와 동일하게 ("jsonView" 또는 @ResponseBody)</w:t>
+              <w:t xml:space="preserve">공통 selectBoardListCnt.do의 응답 키가 result인지 확인</w:t>
             </w:r>
           </w:p>
         </w:tc>
